--- a/report/PART5_재구성본.docx
+++ b/report/PART5_재구성본.docx
@@ -546,6 +546,253 @@
         <w:t>NAIVE 1,000건이 약 29분 소요되었으므로 2,000건과 4,000건은 시간 및 실습 환경 부하를 고려하여 실행하지 않았다. 이에 따라 NAIVE의 건수 증가에 따른 확장성을 직접 실측했다고 표현하지 않고, 동일 1,000건의 버전 비교를 통해 병목 원인을 분리하였다.</w:t>
       </w:r>
     </w:p>
+    <w:p>
+      <w:r>
+        <w:t>로그 수치와 정밀 수치의 차이는 다음과 같다.</w:t>
+      </w:r>
+    </w:p>
+    <w:tbl>
+      <w:tblPr>
+        <w:tblW w:type="auto" w:w="0"/>
+        <w:tblLook w:firstColumn="1" w:firstRow="1" w:lastColumn="0" w:lastRow="0" w:noHBand="0" w:noVBand="1" w:val="04A0"/>
+        <w:tblBorders>
+          <w:top w:val="single" w:sz="4" w:space="0" w:color="999999"/>
+          <w:left w:val="single" w:sz="4" w:space="0" w:color="999999"/>
+          <w:bottom w:val="single" w:sz="4" w:space="0" w:color="999999"/>
+          <w:right w:val="single" w:sz="4" w:space="0" w:color="999999"/>
+          <w:insideH w:val="single" w:sz="4" w:space="0" w:color="999999"/>
+          <w:insideV w:val="single" w:sz="4" w:space="0" w:color="999999"/>
+        </w:tblBorders>
+      </w:tblPr>
+      <w:tblGrid>
+        <w:gridCol w:w="3009"/>
+        <w:gridCol w:w="3009"/>
+        <w:gridCol w:w="3009"/>
+      </w:tblGrid>
+      <w:tr>
+        <w:tc>
+          <w:tcPr>
+            <w:tcW w:type="dxa" w:w="3009"/>
+          </w:tcPr>
+          <w:p>
+            <w:r/>
+            <w:r>
+              <w:rPr>
+                <w:b/>
+                <w:sz w:val="19"/>
+              </w:rPr>
+              <w:t>버전</w:t>
+            </w:r>
+          </w:p>
+        </w:tc>
+        <w:tc>
+          <w:tcPr>
+            <w:tcW w:type="dxa" w:w="3009"/>
+          </w:tcPr>
+          <w:p>
+            <w:r/>
+            <w:r>
+              <w:rPr>
+                <w:b/>
+                <w:sz w:val="19"/>
+              </w:rPr>
+              <w:t>BATCH_RUN_LOG</w:t>
+            </w:r>
+          </w:p>
+        </w:tc>
+        <w:tc>
+          <w:tcPr>
+            <w:tcW w:type="dxa" w:w="3009"/>
+          </w:tcPr>
+          <w:p>
+            <w:r/>
+            <w:r>
+              <w:rPr>
+                <w:b/>
+                <w:sz w:val="19"/>
+              </w:rPr>
+              <w:t>SET TIMING</w:t>
+            </w:r>
+          </w:p>
+        </w:tc>
+      </w:tr>
+      <w:tr>
+        <w:tc>
+          <w:tcPr>
+            <w:tcW w:type="dxa" w:w="3009"/>
+          </w:tcPr>
+          <w:p>
+            <w:r/>
+            <w:r>
+              <w:rPr>
+                <w:sz w:val="19"/>
+              </w:rPr>
+              <w:t>NAIVE</w:t>
+            </w:r>
+          </w:p>
+        </w:tc>
+        <w:tc>
+          <w:tcPr>
+            <w:tcW w:type="dxa" w:w="3009"/>
+          </w:tcPr>
+          <w:p>
+            <w:r/>
+            <w:r>
+              <w:rPr>
+                <w:sz w:val="19"/>
+              </w:rPr>
+              <w:t>1,754초</w:t>
+            </w:r>
+          </w:p>
+        </w:tc>
+        <w:tc>
+          <w:tcPr>
+            <w:tcW w:type="dxa" w:w="3009"/>
+          </w:tcPr>
+          <w:p>
+            <w:r/>
+            <w:r>
+              <w:rPr>
+                <w:sz w:val="19"/>
+              </w:rPr>
+              <w:t>1,753.79초</w:t>
+            </w:r>
+          </w:p>
+        </w:tc>
+      </w:tr>
+      <w:tr>
+        <w:tc>
+          <w:tcPr>
+            <w:tcW w:type="dxa" w:w="3009"/>
+          </w:tcPr>
+          <w:p>
+            <w:r/>
+            <w:r>
+              <w:rPr>
+                <w:sz w:val="19"/>
+              </w:rPr>
+              <w:t>PARTIAL_SEQ_ONLY</w:t>
+            </w:r>
+          </w:p>
+        </w:tc>
+        <w:tc>
+          <w:tcPr>
+            <w:tcW w:type="dxa" w:w="3009"/>
+          </w:tcPr>
+          <w:p>
+            <w:r/>
+            <w:r>
+              <w:rPr>
+                <w:sz w:val="19"/>
+              </w:rPr>
+              <w:t>1,906초</w:t>
+            </w:r>
+          </w:p>
+        </w:tc>
+        <w:tc>
+          <w:tcPr>
+            <w:tcW w:type="dxa" w:w="3009"/>
+          </w:tcPr>
+          <w:p>
+            <w:r/>
+            <w:r>
+              <w:rPr>
+                <w:sz w:val="19"/>
+              </w:rPr>
+              <w:t>1,906.72초</w:t>
+            </w:r>
+          </w:p>
+        </w:tc>
+      </w:tr>
+      <w:tr>
+        <w:tc>
+          <w:tcPr>
+            <w:tcW w:type="dxa" w:w="3009"/>
+          </w:tcPr>
+          <w:p>
+            <w:r/>
+            <w:r>
+              <w:rPr>
+                <w:sz w:val="19"/>
+              </w:rPr>
+              <w:t>OPTIMIZED</w:t>
+            </w:r>
+          </w:p>
+        </w:tc>
+        <w:tc>
+          <w:tcPr>
+            <w:tcW w:type="dxa" w:w="3009"/>
+          </w:tcPr>
+          <w:p>
+            <w:r/>
+            <w:r>
+              <w:rPr>
+                <w:sz w:val="19"/>
+              </w:rPr>
+              <w:t>2초</w:t>
+            </w:r>
+          </w:p>
+        </w:tc>
+        <w:tc>
+          <w:tcPr>
+            <w:tcW w:type="dxa" w:w="3009"/>
+          </w:tcPr>
+          <w:p>
+            <w:r/>
+            <w:r>
+              <w:rPr>
+                <w:sz w:val="19"/>
+              </w:rPr>
+              <w:t>1.58초</w:t>
+            </w:r>
+          </w:p>
+        </w:tc>
+      </w:tr>
+      <w:tr>
+        <w:tc>
+          <w:tcPr>
+            <w:tcW w:type="dxa" w:w="3009"/>
+          </w:tcPr>
+          <w:p>
+            <w:r/>
+            <w:r>
+              <w:rPr>
+                <w:sz w:val="19"/>
+              </w:rPr>
+              <w:t>OPTIMIZED 100,000건</w:t>
+            </w:r>
+          </w:p>
+        </w:tc>
+        <w:tc>
+          <w:tcPr>
+            <w:tcW w:type="dxa" w:w="3009"/>
+          </w:tcPr>
+          <w:p>
+            <w:r/>
+            <w:r>
+              <w:rPr>
+                <w:sz w:val="19"/>
+              </w:rPr>
+              <w:t>57초</w:t>
+            </w:r>
+          </w:p>
+        </w:tc>
+        <w:tc>
+          <w:tcPr>
+            <w:tcW w:type="dxa" w:w="3009"/>
+          </w:tcPr>
+          <w:p>
+            <w:r/>
+            <w:r>
+              <w:rPr>
+                <w:sz w:val="19"/>
+              </w:rPr>
+              <w:t>57.52초</w:t>
+            </w:r>
+          </w:p>
+        </w:tc>
+      </w:tr>
+    </w:tbl>
     <w:p>
       <w:r>
         <w:t>NAIVE·PARTIAL은 이미 완료된 장시간 실행이므로 재실행하지 않고 로그 조회만 사용하였다.</w:t>
@@ -1343,7 +1590,7 @@
               <w:rPr>
                 <w:sz w:val="19"/>
               </w:rPr>
-              <w:t>C. SEQUENCE 기반 채번</w:t>
+              <w:t>C. SEQUENCE CACHE 1000</w:t>
             </w:r>
           </w:p>
         </w:tc>
@@ -1406,7 +1653,7 @@
     </w:p>
     <w:p>
       <w:r>
-        <w:t>현재 시퀀스의 실제 CACHE_SIZE는 USER_SEQUENCES 조회 결과를 기준으로 기록한다. Part 4 생성 코드가 CACHE 100을 사용했으므로 본문에도 CACHE 100으로 통일한다.</w:t>
+        <w:t>ORDER_ID_SEQ는 INCREMENT BY 1, CACHE 1000으로 설정되어 있다(USER_SEQUENCES 조회 기준). 시퀀스 전환은 직접적인 수행시간 단축보다 원자적 채번과 다중 세션의 키 충돌 방지를 목적으로 적용하였다.</w:t>
       </w:r>
     </w:p>
     <w:p>
@@ -2621,7 +2868,7 @@
           <w:color w:val="B03A2E"/>
           <w:sz w:val="20"/>
         </w:rPr>
-        <w:t>［ RUN_ID 4 조회 결과 삽입 — OPTIMIZED / 100,000 / LOG_SEC 57 / DONE ］</w:t>
+        <w:t>［ RUN_ID 4 조회 결과 삽입 — OPTIMIZED / 100,000 / 90002011~90102010 / LOG_SEC 57 / DONE ］</w:t>
       </w:r>
     </w:p>
     <w:p>
@@ -2649,6 +2896,596 @@
       </w:r>
       <w:r>
         <w:t>. OPTIMIZED RUN_ID 4의 100,000건 성능 측정 이력</w:t>
+      </w:r>
+    </w:p>
+    <w:tbl>
+      <w:tblPr>
+        <w:tblW w:type="auto" w:w="0"/>
+        <w:tblLook w:firstColumn="1" w:firstRow="1" w:lastColumn="0" w:lastRow="0" w:noHBand="0" w:noVBand="1" w:val="04A0"/>
+        <w:tblBorders>
+          <w:top w:val="single" w:sz="4" w:space="0" w:color="999999"/>
+          <w:left w:val="single" w:sz="4" w:space="0" w:color="999999"/>
+          <w:bottom w:val="single" w:sz="4" w:space="0" w:color="999999"/>
+          <w:right w:val="single" w:sz="4" w:space="0" w:color="999999"/>
+          <w:insideH w:val="single" w:sz="4" w:space="0" w:color="999999"/>
+          <w:insideV w:val="single" w:sz="4" w:space="0" w:color="999999"/>
+        </w:tblBorders>
+      </w:tblPr>
+      <w:tblGrid>
+        <w:gridCol w:w="1289"/>
+        <w:gridCol w:w="1289"/>
+        <w:gridCol w:w="1289"/>
+        <w:gridCol w:w="1289"/>
+        <w:gridCol w:w="1289"/>
+        <w:gridCol w:w="1289"/>
+        <w:gridCol w:w="1289"/>
+      </w:tblGrid>
+      <w:tr>
+        <w:tc>
+          <w:tcPr>
+            <w:tcW w:type="dxa" w:w="1289"/>
+          </w:tcPr>
+          <w:p>
+            <w:r/>
+            <w:r>
+              <w:rPr>
+                <w:b/>
+                <w:sz w:val="19"/>
+              </w:rPr>
+              <w:t>RUN_ID</w:t>
+            </w:r>
+          </w:p>
+        </w:tc>
+        <w:tc>
+          <w:tcPr>
+            <w:tcW w:type="dxa" w:w="1289"/>
+          </w:tcPr>
+          <w:p>
+            <w:r/>
+            <w:r>
+              <w:rPr>
+                <w:b/>
+                <w:sz w:val="19"/>
+              </w:rPr>
+              <w:t>RUN_TYPE</w:t>
+            </w:r>
+          </w:p>
+        </w:tc>
+        <w:tc>
+          <w:tcPr>
+            <w:tcW w:type="dxa" w:w="1289"/>
+          </w:tcPr>
+          <w:p>
+            <w:r/>
+            <w:r>
+              <w:rPr>
+                <w:b/>
+                <w:sz w:val="19"/>
+              </w:rPr>
+              <w:t>TARGET_CNT</w:t>
+            </w:r>
+          </w:p>
+        </w:tc>
+        <w:tc>
+          <w:tcPr>
+            <w:tcW w:type="dxa" w:w="1289"/>
+          </w:tcPr>
+          <w:p>
+            <w:r/>
+            <w:r>
+              <w:rPr>
+                <w:b/>
+                <w:sz w:val="19"/>
+              </w:rPr>
+              <w:t>START_ORDER_ID</w:t>
+            </w:r>
+          </w:p>
+        </w:tc>
+        <w:tc>
+          <w:tcPr>
+            <w:tcW w:type="dxa" w:w="1289"/>
+          </w:tcPr>
+          <w:p>
+            <w:r/>
+            <w:r>
+              <w:rPr>
+                <w:b/>
+                <w:sz w:val="19"/>
+              </w:rPr>
+              <w:t>END_ORDER_ID</w:t>
+            </w:r>
+          </w:p>
+        </w:tc>
+        <w:tc>
+          <w:tcPr>
+            <w:tcW w:type="dxa" w:w="1289"/>
+          </w:tcPr>
+          <w:p>
+            <w:r/>
+            <w:r>
+              <w:rPr>
+                <w:b/>
+                <w:sz w:val="19"/>
+              </w:rPr>
+              <w:t>LOG_SEC</w:t>
+            </w:r>
+          </w:p>
+        </w:tc>
+        <w:tc>
+          <w:tcPr>
+            <w:tcW w:type="dxa" w:w="1289"/>
+          </w:tcPr>
+          <w:p>
+            <w:r/>
+            <w:r>
+              <w:rPr>
+                <w:b/>
+                <w:sz w:val="19"/>
+              </w:rPr>
+              <w:t>STATUS</w:t>
+            </w:r>
+          </w:p>
+        </w:tc>
+      </w:tr>
+      <w:tr>
+        <w:tc>
+          <w:tcPr>
+            <w:tcW w:type="dxa" w:w="1289"/>
+          </w:tcPr>
+          <w:p>
+            <w:r/>
+            <w:r>
+              <w:rPr>
+                <w:sz w:val="19"/>
+              </w:rPr>
+              <w:t>4</w:t>
+            </w:r>
+          </w:p>
+        </w:tc>
+        <w:tc>
+          <w:tcPr>
+            <w:tcW w:type="dxa" w:w="1289"/>
+          </w:tcPr>
+          <w:p>
+            <w:r/>
+            <w:r>
+              <w:rPr>
+                <w:sz w:val="19"/>
+              </w:rPr>
+              <w:t>OPTIMIZED</w:t>
+            </w:r>
+          </w:p>
+        </w:tc>
+        <w:tc>
+          <w:tcPr>
+            <w:tcW w:type="dxa" w:w="1289"/>
+          </w:tcPr>
+          <w:p>
+            <w:r/>
+            <w:r>
+              <w:rPr>
+                <w:sz w:val="19"/>
+              </w:rPr>
+              <w:t>100,000</w:t>
+            </w:r>
+          </w:p>
+        </w:tc>
+        <w:tc>
+          <w:tcPr>
+            <w:tcW w:type="dxa" w:w="1289"/>
+          </w:tcPr>
+          <w:p>
+            <w:r/>
+            <w:r>
+              <w:rPr>
+                <w:sz w:val="19"/>
+              </w:rPr>
+              <w:t>90002011</w:t>
+            </w:r>
+          </w:p>
+        </w:tc>
+        <w:tc>
+          <w:tcPr>
+            <w:tcW w:type="dxa" w:w="1289"/>
+          </w:tcPr>
+          <w:p>
+            <w:r/>
+            <w:r>
+              <w:rPr>
+                <w:sz w:val="19"/>
+              </w:rPr>
+              <w:t>90102010</w:t>
+            </w:r>
+          </w:p>
+        </w:tc>
+        <w:tc>
+          <w:tcPr>
+            <w:tcW w:type="dxa" w:w="1289"/>
+          </w:tcPr>
+          <w:p>
+            <w:r/>
+            <w:r>
+              <w:rPr>
+                <w:sz w:val="19"/>
+              </w:rPr>
+              <w:t>57</w:t>
+            </w:r>
+          </w:p>
+        </w:tc>
+        <w:tc>
+          <w:tcPr>
+            <w:tcW w:type="dxa" w:w="1289"/>
+          </w:tcPr>
+          <w:p>
+            <w:r/>
+            <w:r>
+              <w:rPr>
+                <w:sz w:val="19"/>
+              </w:rPr>
+              <w:t>DONE</w:t>
+            </w:r>
+          </w:p>
+        </w:tc>
+      </w:tr>
+    </w:tbl>
+    <w:p>
+      <w:r>
+        <w:t>로그에는 57초로 기록되었으나 최종 성능 수치는 SQL*Plus SET TIMING 결과인 57.52초를 사용하였다.</w:t>
+      </w:r>
+    </w:p>
+    <w:p>
+      <w:pPr>
+        <w:jc w:val="center"/>
+        <w:shd w:val="clear" w:fill="FBEAE7"/>
+      </w:pPr>
+      <w:r>
+        <w:rPr>
+          <w:i/>
+          <w:color w:val="B03A2E"/>
+          <w:sz w:val="20"/>
+        </w:rPr>
+        <w:t>［ RUN_ID 41 생성 건수·구성 규칙 조회 결과 삽입 (Appendix C-4-5) ］</w:t>
+      </w:r>
+    </w:p>
+    <w:p>
+      <w:pPr>
+        <w:pStyle w:val="a4"/>
+        <w:jc w:val="center"/>
+      </w:pPr>
+      <w:r>
+        <w:t>Figure 5-</w:t>
+      </w:r>
+      <w:r>
+        <w:fldChar w:fldCharType="begin"/>
+      </w:r>
+      <w:r>
+        <w:instrText xml:space="preserve"> SEQ Figure \* ARABIC </w:instrText>
+      </w:r>
+      <w:r>
+        <w:fldChar w:fldCharType="separate"/>
+      </w:r>
+      <w:r>
+        <w:t>5</w:t>
+      </w:r>
+      <w:r>
+        <w:fldChar w:fldCharType="end"/>
+      </w:r>
+      <w:r>
+        <w:t>. 동일 OPTIMIZED 최종 버전의 RUN_ID 41 생성 건수 및 주문 구성 재검증</w:t>
+      </w:r>
+    </w:p>
+    <w:tbl>
+      <w:tblPr>
+        <w:tblW w:type="auto" w:w="0"/>
+        <w:tblLook w:firstColumn="1" w:firstRow="1" w:lastColumn="0" w:lastRow="0" w:noHBand="0" w:noVBand="1" w:val="04A0"/>
+        <w:tblBorders>
+          <w:top w:val="single" w:sz="4" w:space="0" w:color="999999"/>
+          <w:left w:val="single" w:sz="4" w:space="0" w:color="999999"/>
+          <w:bottom w:val="single" w:sz="4" w:space="0" w:color="999999"/>
+          <w:right w:val="single" w:sz="4" w:space="0" w:color="999999"/>
+          <w:insideH w:val="single" w:sz="4" w:space="0" w:color="999999"/>
+          <w:insideV w:val="single" w:sz="4" w:space="0" w:color="999999"/>
+        </w:tblBorders>
+      </w:tblPr>
+      <w:tblGrid>
+        <w:gridCol w:w="4513"/>
+        <w:gridCol w:w="4513"/>
+      </w:tblGrid>
+      <w:tr>
+        <w:tc>
+          <w:tcPr>
+            <w:tcW w:type="dxa" w:w="4513"/>
+          </w:tcPr>
+          <w:p>
+            <w:r/>
+            <w:r>
+              <w:rPr>
+                <w:b/>
+                <w:sz w:val="19"/>
+              </w:rPr>
+              <w:t>검증 항목</w:t>
+            </w:r>
+          </w:p>
+        </w:tc>
+        <w:tc>
+          <w:tcPr>
+            <w:tcW w:type="dxa" w:w="4513"/>
+          </w:tcPr>
+          <w:p>
+            <w:r/>
+            <w:r>
+              <w:rPr>
+                <w:b/>
+                <w:sz w:val="19"/>
+              </w:rPr>
+              <w:t>실제값</w:t>
+            </w:r>
+          </w:p>
+        </w:tc>
+      </w:tr>
+      <w:tr>
+        <w:tc>
+          <w:tcPr>
+            <w:tcW w:type="dxa" w:w="4513"/>
+          </w:tcPr>
+          <w:p>
+            <w:r/>
+            <w:r>
+              <w:rPr>
+                <w:sz w:val="19"/>
+              </w:rPr>
+              <w:t>ORDERS</w:t>
+            </w:r>
+          </w:p>
+        </w:tc>
+        <w:tc>
+          <w:tcPr>
+            <w:tcW w:type="dxa" w:w="4513"/>
+          </w:tcPr>
+          <w:p>
+            <w:r/>
+            <w:r>
+              <w:rPr>
+                <w:sz w:val="19"/>
+              </w:rPr>
+              <w:t>100,000</w:t>
+            </w:r>
+          </w:p>
+        </w:tc>
+      </w:tr>
+      <w:tr>
+        <w:tc>
+          <w:tcPr>
+            <w:tcW w:type="dxa" w:w="4513"/>
+          </w:tcPr>
+          <w:p>
+            <w:r/>
+            <w:r>
+              <w:rPr>
+                <w:sz w:val="19"/>
+              </w:rPr>
+              <w:t>ORDER_ITEMS</w:t>
+            </w:r>
+          </w:p>
+        </w:tc>
+        <w:tc>
+          <w:tcPr>
+            <w:tcW w:type="dxa" w:w="4513"/>
+          </w:tcPr>
+          <w:p>
+            <w:r/>
+            <w:r>
+              <w:rPr>
+                <w:sz w:val="19"/>
+              </w:rPr>
+              <w:t>200,000</w:t>
+            </w:r>
+          </w:p>
+        </w:tc>
+      </w:tr>
+      <w:tr>
+        <w:tc>
+          <w:tcPr>
+            <w:tcW w:type="dxa" w:w="4513"/>
+          </w:tcPr>
+          <w:p>
+            <w:r/>
+            <w:r>
+              <w:rPr>
+                <w:sz w:val="19"/>
+              </w:rPr>
+              <w:t>SHIPMENTS</w:t>
+            </w:r>
+          </w:p>
+        </w:tc>
+        <w:tc>
+          <w:tcPr>
+            <w:tcW w:type="dxa" w:w="4513"/>
+          </w:tcPr>
+          <w:p>
+            <w:r/>
+            <w:r>
+              <w:rPr>
+                <w:sz w:val="19"/>
+              </w:rPr>
+              <w:t>100,000</w:t>
+            </w:r>
+          </w:p>
+        </w:tc>
+      </w:tr>
+      <w:tr>
+        <w:tc>
+          <w:tcPr>
+            <w:tcW w:type="dxa" w:w="4513"/>
+          </w:tcPr>
+          <w:p>
+            <w:r/>
+            <w:r>
+              <w:rPr>
+                <w:sz w:val="19"/>
+              </w:rPr>
+              <w:t>주문당 상세 1~3건 오류</w:t>
+            </w:r>
+          </w:p>
+        </w:tc>
+        <w:tc>
+          <w:tcPr>
+            <w:tcW w:type="dxa" w:w="4513"/>
+          </w:tcPr>
+          <w:p>
+            <w:r/>
+            <w:r>
+              <w:rPr>
+                <w:sz w:val="19"/>
+              </w:rPr>
+              <w:t>0</w:t>
+            </w:r>
+          </w:p>
+        </w:tc>
+      </w:tr>
+      <w:tr>
+        <w:tc>
+          <w:tcPr>
+            <w:tcW w:type="dxa" w:w="4513"/>
+          </w:tcPr>
+          <w:p>
+            <w:r/>
+            <w:r>
+              <w:rPr>
+                <w:sz w:val="19"/>
+              </w:rPr>
+              <w:t>주문당 배송 1건 오류</w:t>
+            </w:r>
+          </w:p>
+        </w:tc>
+        <w:tc>
+          <w:tcPr>
+            <w:tcW w:type="dxa" w:w="4513"/>
+          </w:tcPr>
+          <w:p>
+            <w:r/>
+            <w:r>
+              <w:rPr>
+                <w:sz w:val="19"/>
+              </w:rPr>
+              <w:t>0</w:t>
+            </w:r>
+          </w:p>
+        </w:tc>
+      </w:tr>
+      <w:tr>
+        <w:tc>
+          <w:tcPr>
+            <w:tcW w:type="dxa" w:w="4513"/>
+          </w:tcPr>
+          <w:p>
+            <w:r/>
+            <w:r>
+              <w:rPr>
+                <w:sz w:val="19"/>
+              </w:rPr>
+              <w:t>주문·배송 고객 불일치</w:t>
+            </w:r>
+          </w:p>
+        </w:tc>
+        <w:tc>
+          <w:tcPr>
+            <w:tcW w:type="dxa" w:w="4513"/>
+          </w:tcPr>
+          <w:p>
+            <w:r/>
+            <w:r>
+              <w:rPr>
+                <w:sz w:val="19"/>
+              </w:rPr>
+              <w:t>0</w:t>
+            </w:r>
+          </w:p>
+        </w:tc>
+      </w:tr>
+    </w:tbl>
+    <w:p>
+      <w:r>
+        <w:t>RUN_ID 4는 성능 측정 이력으로 보존하였으나 후속 실습 과정에서 일부 주문 데이터가 삭제되어 현재 상태의 생성 건수 검증에는 사용하지 않았다. 이에 동일한 최종 OPTIMIZED 프로시저를 RUN_ID 41로 다시 실행하여 현재 데이터 기준 기능 검증을 수행하였다. RUN_ID 41에서는 ORDERS 100,000건, ORDER_ITEMS 200,000건, SHIPMENTS 100,000건이 확인되었고, 주문당 상세 1~3건·배송 1건·주문과 배송의 고객 일치 규칙도 오류 0건으로 확인되었다.</w:t>
+      </w:r>
+    </w:p>
+    <w:p>
+      <w:r>
+        <w:t>RUN_ID 41의 수행시간은 63초였으나, 이 값은 기능 재검증 실행이므로 Part 5의 대표 성능 수치는 기존 RUN_ID 4의 57.52초를 유지하였다.</w:t>
+      </w:r>
+    </w:p>
+    <w:p>
+      <w:r>
+        <w:t>배송업체 유형 및 배송지 순번과 같은 업무규칙 상세 검증은 Part 4에서 다룬 결과를 참조하고 Part 5에서 반복하지 않는다.</w:t>
+      </w:r>
+    </w:p>
+    <w:p>
+      <w:pPr>
+        <w:pStyle w:val="2"/>
+      </w:pPr>
+      <w:r>
+        <w:t>7) 채번 전략 혼용에 따른 부수 이슈</w:t>
+      </w:r>
+    </w:p>
+    <w:p>
+      <w:r>
+        <w:t>실험 과정에서 NAIVE의 MAX(ORDER_ID)+1 방식과 PARTIAL·OPTIMIZED의 ORDER_ID_SEQ.NEXTVAL 방식이 동일한 ORDERS.ORDER_ID에 혼용되면서 ORA-00001: unique constraint (BO.ORDERS_PK) violated 오류가 발생하였다.</w:t>
+      </w:r>
+    </w:p>
+    <w:p>
+      <w:r>
+        <w:t>시퀀스는 테이블의 MAX(ORDER_ID)와 자동으로 동기화되지 않는다. NAIVE 또는 수동 INSERT가 테이블의 최대 주문번호를 전진시키더라도 시퀀스의 다음 값은 그대로 남을 수 있으므로, 이후 시퀀스가 이미 존재하는 주문번호를 발급하면 PK 충돌이 발생한다.</w:t>
+      </w:r>
+    </w:p>
+    <w:p>
+      <w:r>
+        <w:t>최종 기능 검증 전 확인에서는 MAX_ORDER_ID=90104482, SEQ_NEXTVAL=90104011로 시퀀스가 기존 데이터보다 뒤처진 상태가 확인되었다. 시퀀스를 90104483까지 전진시키고 증가값을 다시 1로 복구하였으며, 다음 값인 90104484부터 RUN_ID 41을 정상 실행하였다.</w:t>
+      </w:r>
+    </w:p>
+    <w:p>
+      <w:r>
+        <w:t>이 문제는 OPTIMIZED 설계 자체의 오류라기보다 하나의 키 컬럼에 서로 다른 채번 전략을 혼용한 운영 절차의 문제다. 최종적으로 모든 신규 주문 생성은 시퀀스로 통일하고, 기존 데이터가 있는 환경에서는 배치 실행 전 시퀀스 값이 현재 최대 키보다 큰지 확인하도록 개선하였다.</w:t>
+      </w:r>
+    </w:p>
+    <w:p>
+      <w:pPr>
+        <w:jc w:val="center"/>
+        <w:shd w:val="clear" w:fill="FBEAE7"/>
+      </w:pPr>
+      <w:r>
+        <w:rPr>
+          <w:i/>
+          <w:color w:val="B03A2E"/>
+          <w:sz w:val="20"/>
+        </w:rPr>
+        <w:t>［ 기존 ORA-00001 오류(RUN_ID 2) 화면 삽입 (오류 재현 금지) ］</w:t>
+      </w:r>
+    </w:p>
+    <w:p>
+      <w:pPr>
+        <w:pStyle w:val="a4"/>
+        <w:jc w:val="center"/>
+      </w:pPr>
+      <w:r>
+        <w:t>Figure 5-</w:t>
+      </w:r>
+      <w:r>
+        <w:fldChar w:fldCharType="begin"/>
+      </w:r>
+      <w:r>
+        <w:instrText xml:space="preserve"> SEQ Figure \* ARABIC </w:instrText>
+      </w:r>
+      <w:r>
+        <w:fldChar w:fldCharType="separate"/>
+      </w:r>
+      <w:r>
+        <w:t>6</w:t>
+      </w:r>
+      <w:r>
+        <w:fldChar w:fldCharType="end"/>
+      </w:r>
+      <w:r>
+        <w:t>. MAX+1과 시퀀스 혼용으로 발생한 ORDERS_PK 충돌</w:t>
       </w:r>
     </w:p>
     <w:tbl>
@@ -2728,7 +3565,7 @@
                 <w:b/>
                 <w:sz w:val="19"/>
               </w:rPr>
-              <w:t>LOG_SEC</w:t>
+              <w:t>STATUS</w:t>
             </w:r>
           </w:p>
         </w:tc>
@@ -2743,23 +3580,23 @@
                 <w:b/>
                 <w:sz w:val="19"/>
               </w:rPr>
-              <w:t>STATUS</w:t>
-            </w:r>
-          </w:p>
-        </w:tc>
-      </w:tr>
-      <w:tr>
-        <w:tc>
-          <w:tcPr>
-            <w:tcW w:type="dxa" w:w="1805"/>
-          </w:tcPr>
-          <w:p>
-            <w:r/>
-            <w:r>
-              <w:rPr>
-                <w:sz w:val="19"/>
-              </w:rPr>
-              <w:t>4</w:t>
+              <w:t>ERROR_MSG</w:t>
+            </w:r>
+          </w:p>
+        </w:tc>
+      </w:tr>
+      <w:tr>
+        <w:tc>
+          <w:tcPr>
+            <w:tcW w:type="dxa" w:w="1805"/>
+          </w:tcPr>
+          <w:p>
+            <w:r/>
+            <w:r>
+              <w:rPr>
+                <w:sz w:val="19"/>
+              </w:rPr>
+              <w:t>2</w:t>
             </w:r>
           </w:p>
         </w:tc>
@@ -2787,398 +3624,76 @@
               <w:rPr>
                 <w:sz w:val="19"/>
               </w:rPr>
-              <w:t>100,000</w:t>
-            </w:r>
-          </w:p>
-        </w:tc>
-        <w:tc>
-          <w:tcPr>
-            <w:tcW w:type="dxa" w:w="1805"/>
-          </w:tcPr>
-          <w:p>
-            <w:r/>
-            <w:r>
-              <w:rPr>
-                <w:sz w:val="19"/>
-              </w:rPr>
-              <w:t>57</w:t>
-            </w:r>
-          </w:p>
-        </w:tc>
-        <w:tc>
-          <w:tcPr>
-            <w:tcW w:type="dxa" w:w="1805"/>
-          </w:tcPr>
-          <w:p>
-            <w:r/>
-            <w:r>
-              <w:rPr>
-                <w:sz w:val="19"/>
-              </w:rPr>
-              <w:t>DONE</w:t>
+              <w:t>1,000</w:t>
+            </w:r>
+          </w:p>
+        </w:tc>
+        <w:tc>
+          <w:tcPr>
+            <w:tcW w:type="dxa" w:w="1805"/>
+          </w:tcPr>
+          <w:p>
+            <w:r/>
+            <w:r>
+              <w:rPr>
+                <w:sz w:val="19"/>
+              </w:rPr>
+              <w:t>ERROR</w:t>
+            </w:r>
+          </w:p>
+        </w:tc>
+        <w:tc>
+          <w:tcPr>
+            <w:tcW w:type="dxa" w:w="1805"/>
+          </w:tcPr>
+          <w:p>
+            <w:r/>
+            <w:r>
+              <w:rPr>
+                <w:sz w:val="19"/>
+              </w:rPr>
+              <w:t>ORA-00001: unique constraint (BO.ORDERS_PK) violated</w:t>
             </w:r>
           </w:p>
         </w:tc>
       </w:tr>
     </w:tbl>
     <w:p>
-      <w:r>
-        <w:t>로그에는 57초로 기록되었으나 최종 성능 수치는 SQL*Plus SET TIMING 결과인 57.52초를 사용하였다.</w:t>
-      </w:r>
-    </w:p>
-    <w:p>
-      <w:pPr>
-        <w:jc w:val="center"/>
-        <w:shd w:val="clear" w:fill="FBEAE7"/>
-      </w:pPr>
-      <w:r>
-        <w:rPr>
-          <w:i/>
-          <w:color w:val="B03A2E"/>
-          <w:sz w:val="20"/>
-        </w:rPr>
-        <w:t>［ RUN_ID 41 생성 건수·구성 규칙 조회 결과 삽입 (Appendix C-4-5) ］</w:t>
-      </w:r>
-    </w:p>
-    <w:p>
-      <w:pPr>
-        <w:pStyle w:val="a4"/>
-        <w:jc w:val="center"/>
-      </w:pPr>
-      <w:r>
-        <w:t>Figure 5-</w:t>
-      </w:r>
-      <w:r>
-        <w:fldChar w:fldCharType="begin"/>
-      </w:r>
-      <w:r>
-        <w:instrText xml:space="preserve"> SEQ Figure \* ARABIC </w:instrText>
-      </w:r>
-      <w:r>
-        <w:fldChar w:fldCharType="separate"/>
-      </w:r>
-      <w:r>
-        <w:t>5</w:t>
-      </w:r>
-      <w:r>
-        <w:fldChar w:fldCharType="end"/>
-      </w:r>
-      <w:r>
-        <w:t>. 동일 OPTIMIZED 최종 버전의 RUN_ID 41 생성 건수 및 주문 구성 재검증</w:t>
-      </w:r>
-    </w:p>
-    <w:tbl>
-      <w:tblPr>
-        <w:tblW w:type="auto" w:w="0"/>
-        <w:tblLook w:firstColumn="1" w:firstRow="1" w:lastColumn="0" w:lastRow="0" w:noHBand="0" w:noVBand="1" w:val="04A0"/>
-        <w:tblBorders>
-          <w:top w:val="single" w:sz="4" w:space="0" w:color="999999"/>
-          <w:left w:val="single" w:sz="4" w:space="0" w:color="999999"/>
-          <w:bottom w:val="single" w:sz="4" w:space="0" w:color="999999"/>
-          <w:right w:val="single" w:sz="4" w:space="0" w:color="999999"/>
-          <w:insideH w:val="single" w:sz="4" w:space="0" w:color="999999"/>
-          <w:insideV w:val="single" w:sz="4" w:space="0" w:color="999999"/>
-        </w:tblBorders>
-      </w:tblPr>
-      <w:tblGrid>
-        <w:gridCol w:w="4513"/>
-        <w:gridCol w:w="4513"/>
-      </w:tblGrid>
-      <w:tr>
-        <w:tc>
-          <w:tcPr>
-            <w:tcW w:type="dxa" w:w="4513"/>
-          </w:tcPr>
-          <w:p>
-            <w:r/>
-            <w:r>
-              <w:rPr>
-                <w:b/>
-                <w:sz w:val="19"/>
-              </w:rPr>
-              <w:t>검증 항목</w:t>
-            </w:r>
-          </w:p>
-        </w:tc>
-        <w:tc>
-          <w:tcPr>
-            <w:tcW w:type="dxa" w:w="4513"/>
-          </w:tcPr>
-          <w:p>
-            <w:r/>
-            <w:r>
-              <w:rPr>
-                <w:b/>
-                <w:sz w:val="19"/>
-              </w:rPr>
-              <w:t>실제값</w:t>
-            </w:r>
-          </w:p>
-        </w:tc>
-      </w:tr>
-      <w:tr>
-        <w:tc>
-          <w:tcPr>
-            <w:tcW w:type="dxa" w:w="4513"/>
-          </w:tcPr>
-          <w:p>
-            <w:r/>
-            <w:r>
-              <w:rPr>
-                <w:sz w:val="19"/>
-              </w:rPr>
-              <w:t>ORDERS</w:t>
-            </w:r>
-          </w:p>
-        </w:tc>
-        <w:tc>
-          <w:tcPr>
-            <w:tcW w:type="dxa" w:w="4513"/>
-          </w:tcPr>
-          <w:p>
-            <w:r/>
-            <w:r>
-              <w:rPr>
-                <w:sz w:val="19"/>
-              </w:rPr>
-              <w:t>100,000</w:t>
-            </w:r>
-          </w:p>
-        </w:tc>
-      </w:tr>
-      <w:tr>
-        <w:tc>
-          <w:tcPr>
-            <w:tcW w:type="dxa" w:w="4513"/>
-          </w:tcPr>
-          <w:p>
-            <w:r/>
-            <w:r>
-              <w:rPr>
-                <w:sz w:val="19"/>
-              </w:rPr>
-              <w:t>ORDER_ITEMS</w:t>
-            </w:r>
-          </w:p>
-        </w:tc>
-        <w:tc>
-          <w:tcPr>
-            <w:tcW w:type="dxa" w:w="4513"/>
-          </w:tcPr>
-          <w:p>
-            <w:r/>
-            <w:r>
-              <w:rPr>
-                <w:sz w:val="19"/>
-              </w:rPr>
-              <w:t>200,000</w:t>
-            </w:r>
-          </w:p>
-        </w:tc>
-      </w:tr>
-      <w:tr>
-        <w:tc>
-          <w:tcPr>
-            <w:tcW w:type="dxa" w:w="4513"/>
-          </w:tcPr>
-          <w:p>
-            <w:r/>
-            <w:r>
-              <w:rPr>
-                <w:sz w:val="19"/>
-              </w:rPr>
-              <w:t>SHIPMENTS</w:t>
-            </w:r>
-          </w:p>
-        </w:tc>
-        <w:tc>
-          <w:tcPr>
-            <w:tcW w:type="dxa" w:w="4513"/>
-          </w:tcPr>
-          <w:p>
-            <w:r/>
-            <w:r>
-              <w:rPr>
-                <w:sz w:val="19"/>
-              </w:rPr>
-              <w:t>100,000</w:t>
-            </w:r>
-          </w:p>
-        </w:tc>
-      </w:tr>
-      <w:tr>
-        <w:tc>
-          <w:tcPr>
-            <w:tcW w:type="dxa" w:w="4513"/>
-          </w:tcPr>
-          <w:p>
-            <w:r/>
-            <w:r>
-              <w:rPr>
-                <w:sz w:val="19"/>
-              </w:rPr>
-              <w:t>주문당 상세 1~3건 오류</w:t>
-            </w:r>
-          </w:p>
-        </w:tc>
-        <w:tc>
-          <w:tcPr>
-            <w:tcW w:type="dxa" w:w="4513"/>
-          </w:tcPr>
-          <w:p>
-            <w:r/>
-            <w:r>
-              <w:rPr>
-                <w:sz w:val="19"/>
-              </w:rPr>
-              <w:t>0</w:t>
-            </w:r>
-          </w:p>
-        </w:tc>
-      </w:tr>
-      <w:tr>
-        <w:tc>
-          <w:tcPr>
-            <w:tcW w:type="dxa" w:w="4513"/>
-          </w:tcPr>
-          <w:p>
-            <w:r/>
-            <w:r>
-              <w:rPr>
-                <w:sz w:val="19"/>
-              </w:rPr>
-              <w:t>주문당 배송 1건 오류</w:t>
-            </w:r>
-          </w:p>
-        </w:tc>
-        <w:tc>
-          <w:tcPr>
-            <w:tcW w:type="dxa" w:w="4513"/>
-          </w:tcPr>
-          <w:p>
-            <w:r/>
-            <w:r>
-              <w:rPr>
-                <w:sz w:val="19"/>
-              </w:rPr>
-              <w:t>0</w:t>
-            </w:r>
-          </w:p>
-        </w:tc>
-      </w:tr>
-      <w:tr>
-        <w:tc>
-          <w:tcPr>
-            <w:tcW w:type="dxa" w:w="4513"/>
-          </w:tcPr>
-          <w:p>
-            <w:r/>
-            <w:r>
-              <w:rPr>
-                <w:sz w:val="19"/>
-              </w:rPr>
-              <w:t>주문·배송 고객 불일치</w:t>
-            </w:r>
-          </w:p>
-        </w:tc>
-        <w:tc>
-          <w:tcPr>
-            <w:tcW w:type="dxa" w:w="4513"/>
-          </w:tcPr>
-          <w:p>
-            <w:r/>
-            <w:r>
-              <w:rPr>
-                <w:sz w:val="19"/>
-              </w:rPr>
-              <w:t>0</w:t>
-            </w:r>
-          </w:p>
-        </w:tc>
-      </w:tr>
-    </w:tbl>
-    <w:p>
-      <w:r>
-        <w:t>RUN_ID 4는 성능 측정 이력으로 보존하였으나 후속 실습 과정에서 일부 주문 데이터가 삭제되어 현재 상태의 생성 건수 검증에는 사용하지 않았다. 이에 동일한 최종 OPTIMIZED 프로시저를 RUN_ID 41로 다시 실행하여 현재 데이터 기준 기능 검증을 수행하였다. RUN_ID 41에서는 ORDERS 100,000건, ORDER_ITEMS 200,000건, SHIPMENTS 100,000건이 확인되었고, 주문당 상세 1~3건·배송 1건·주문과 배송의 고객 일치 규칙도 오류 0건으로 확인되었다.</w:t>
-      </w:r>
-    </w:p>
-    <w:p>
-      <w:r>
-        <w:t>RUN_ID 41의 수행시간은 63초였으나, 이 값은 기능 재검증 실행이므로 Part 5의 대표 성능 수치는 기존 RUN_ID 4의 57.52초를 유지하였다.</w:t>
-      </w:r>
-    </w:p>
-    <w:p>
-      <w:r>
-        <w:t>배송업체 유형 및 배송지 순번과 같은 업무규칙 상세 검증은 Part 4에서 다룬 결과를 참조하고 Part 5에서 반복하지 않는다.</w:t>
-      </w:r>
-    </w:p>
-    <w:p>
       <w:pPr>
         <w:pStyle w:val="2"/>
       </w:pPr>
       <w:r>
-        <w:t>7) 채번 전략 혼용에 따른 부수 이슈</w:t>
-      </w:r>
-    </w:p>
-    <w:p>
-      <w:r>
-        <w:t>실험 과정에서 NAIVE의 MAX(ORDER_ID)+1 방식과 PARTIAL·OPTIMIZED의 ORDER_ID_SEQ.NEXTVAL 방식이 동일한 ORDERS.ORDER_ID에 혼용되면서 ORA-00001: unique constraint (BO.ORDERS_PK) violated 오류가 발생하였다.</w:t>
-      </w:r>
-    </w:p>
-    <w:p>
-      <w:r>
-        <w:t>시퀀스는 테이블의 MAX(ORDER_ID)와 자동으로 동기화되지 않는다. NAIVE 또는 수동 INSERT가 테이블의 최대 주문번호를 전진시키더라도 시퀀스의 다음 값은 그대로 남을 수 있으므로, 이후 시퀀스가 이미 존재하는 주문번호를 발급하면 PK 충돌이 발생한다.</w:t>
-      </w:r>
-    </w:p>
-    <w:p>
-      <w:r>
-        <w:t>최종 기능 검증 전 확인에서는 MAX_ORDER_ID=90104482, SEQ_NEXTVAL=90104011로 시퀀스가 기존 데이터보다 뒤처진 상태가 확인되었다. 시퀀스를 90104483까지 전진시키고 증가값을 다시 1로 복구하였으며, 다음 값인 90104484부터 RUN_ID 41을 정상 실행하였다.</w:t>
-      </w:r>
-    </w:p>
-    <w:p>
-      <w:r>
-        <w:t>이 문제는 OPTIMIZED 설계 자체의 오류라기보다 하나의 키 컬럼에 서로 다른 채번 전략을 혼용한 운영 절차의 문제다. 최종적으로 모든 신규 주문 생성은 시퀀스로 통일하고, 기존 데이터가 있는 환경에서는 배치 실행 전 시퀀스 값이 현재 최대 키보다 큰지 확인하도록 개선하였다.</w:t>
-      </w:r>
-    </w:p>
-    <w:p>
-      <w:pPr>
-        <w:jc w:val="center"/>
-        <w:shd w:val="clear" w:fill="FBEAE7"/>
-      </w:pPr>
-      <w:r>
-        <w:rPr>
-          <w:i/>
-          <w:color w:val="B03A2E"/>
-          <w:sz w:val="20"/>
-        </w:rPr>
-        <w:t>［ 기존 ORA-00001 오류 화면 + Part 4 시퀀스 재동기화 화면 삽입 (오류 재현 금지) ］</w:t>
-      </w:r>
-    </w:p>
-    <w:p>
-      <w:pPr>
-        <w:pStyle w:val="a4"/>
-        <w:jc w:val="center"/>
-      </w:pPr>
-      <w:r>
-        <w:t>Figure 5-</w:t>
-      </w:r>
-      <w:r>
-        <w:fldChar w:fldCharType="begin"/>
-      </w:r>
-      <w:r>
-        <w:instrText xml:space="preserve"> SEQ Figure \* ARABIC </w:instrText>
-      </w:r>
-      <w:r>
-        <w:fldChar w:fldCharType="separate"/>
-      </w:r>
-      <w:r>
-        <w:t>6</w:t>
-      </w:r>
-      <w:r>
-        <w:fldChar w:fldCharType="end"/>
-      </w:r>
-      <w:r>
-        <w:t>. MAX+1과 시퀀스 혼용으로 발생한 ORDERS_PK 충돌 및 재동기화</w:t>
+        <w:t>8) 결론</w:t>
+      </w:r>
+    </w:p>
+    <w:p>
+      <w:r>
+        <w:t>동일한 1,000건 조건에서 NAIVE는 1,753.79초, 채번만 시퀀스로 변경한 PARTIAL_SEQ_ONLY는 1,906.72초, 시퀀스와 BULK COLLECT 기반 참조키 선적재를 적용한 OPTIMIZED는 1.58초가 소요되었다.</w:t>
+      </w:r>
+    </w:p>
+    <w:p>
+      <w:r>
+        <w:t>PARTIAL_SEQ_ONLY는 NAIVE보다 8.72% 느리게 측정되어, 채번 방식 변경만으로는 직접적인 수행시간 개선이 나타나지 않았다. 이 결과는 시퀀스가 구조적으로 느리다는 의미가 아니라, MAX(ORDER_ID)+1 조회 비용보다 고객·사원·상품 선택 과정의 반복적인 ORDER BY DBMS_RANDOM.VALUE 전체정렬 비용이 훨씬 컸다는 의미다.</w:t>
+      </w:r>
+    </w:p>
+    <w:p>
+      <w:r>
+        <w:t>PARTIAL_SEQ_ONLY에서 반복 전체정렬을 제거한 OPTIMIZED는 약 1,207배 향상되었고, NAIVE 대비 약 1,110배 향상되어 수행시간이 약 99.91% 감소하였다. 따라서 이번 배치 프로그램의 지배적 성능 병목은 주문번호 채번이 아니라 반복적인 랜덤 전체정렬이었다.</w:t>
+      </w:r>
+    </w:p>
+    <w:p>
+      <w:r>
+        <w:t>OPTIMIZED 100,000건 성능 측정은 RUN_ID 4에서 57.52초, 건당 0.5752ms로 완료되었다. 현재 데이터 기준 기능 검증은 동일한 최종 프로시저를 사용한 RUN_ID 41로 수행하였으며, ORDERS 100,000건, ORDER_ITEMS 200,000건, SHIPMENTS 100,000건과 주문 구성 규칙이 정상임을 확인하였다.</w:t>
+      </w:r>
+    </w:p>
+    <w:p>
+      <w:r>
+        <w:t>주문당 1회 COMMIT 요구사항은 세 버전에서 동일하게 유지하였으므로 구조적 잔여 비용으로 남아 있다. 별도의 wait event 증분을 측정하지 않았으므로 log file sync를 이번 실험의 실측 병목으로 단정하지는 않았다.</w:t>
+      </w:r>
+    </w:p>
+    <w:p>
+      <w:r>
+        <w:t>또한 MAX(ORDER_ID)+1과 시퀀스를 혼용하는 과정에서 PK 충돌이 발생하였다. 이를 통해 하나의 키 컬럼에는 단일 채번 전략을 적용하고, 기존 데이터가 있는 환경에서는 시퀀스 값을 현재 최대 키보다 크게 유지해야 함을 확인하였다. 최종적으로 시퀀스는 동시성 안전성과 키 충돌 방지를 위해 채택하였고, 실제 수행시간 개선은 참조키 선적재와 반복 전체정렬 제거에서 발생하였다.</w:t>
       </w:r>
     </w:p>
     <w:p>
@@ -3186,44 +3701,6 @@
         <w:pStyle w:val="2"/>
       </w:pPr>
       <w:r>
-        <w:t>8) 결론</w:t>
-      </w:r>
-    </w:p>
-    <w:p>
-      <w:r>
-        <w:t>동일한 1,000건 조건에서 NAIVE는 1,753.79초, 채번만 시퀀스로 변경한 PARTIAL_SEQ_ONLY는 1,906.72초, 시퀀스와 BULK COLLECT 기반 참조키 선적재를 적용한 OPTIMIZED는 1.58초가 소요되었다.</w:t>
-      </w:r>
-    </w:p>
-    <w:p>
-      <w:r>
-        <w:t>PARTIAL_SEQ_ONLY는 NAIVE보다 8.72% 느리게 측정되어, 채번 방식 변경만으로는 직접적인 수행시간 개선이 나타나지 않았다. 이 결과는 시퀀스가 구조적으로 느리다는 의미가 아니라, MAX(ORDER_ID)+1 조회 비용보다 고객·사원·상품 선택 과정의 반복적인 ORDER BY DBMS_RANDOM.VALUE 전체정렬 비용이 훨씬 컸다는 의미다.</w:t>
-      </w:r>
-    </w:p>
-    <w:p>
-      <w:r>
-        <w:t>PARTIAL_SEQ_ONLY에서 반복 전체정렬을 제거한 OPTIMIZED는 약 1,207배 향상되었고, NAIVE 대비 약 1,110배 향상되어 수행시간이 약 99.91% 감소하였다. 따라서 이번 배치 프로그램의 지배적 성능 병목은 주문번호 채번이 아니라 반복적인 랜덤 전체정렬이었다.</w:t>
-      </w:r>
-    </w:p>
-    <w:p>
-      <w:r>
-        <w:t>OPTIMIZED 100,000건 성능 측정은 RUN_ID 4에서 57.52초, 건당 0.5752ms로 완료되었다. 현재 데이터 기준 기능 검증은 동일한 최종 프로시저를 사용한 RUN_ID 41로 수행하였으며, ORDERS 100,000건, ORDER_ITEMS 200,000건, SHIPMENTS 100,000건과 주문 구성 규칙이 정상임을 확인하였다.</w:t>
-      </w:r>
-    </w:p>
-    <w:p>
-      <w:r>
-        <w:t>주문당 1회 COMMIT 요구사항은 세 버전에서 동일하게 유지하였으므로 구조적 잔여 비용으로 남아 있다. 별도의 wait event 증분을 측정하지 않았으므로 log file sync를 이번 실험의 실측 병목으로 단정하지는 않았다.</w:t>
-      </w:r>
-    </w:p>
-    <w:p>
-      <w:r>
-        <w:t>또한 MAX(ORDER_ID)+1과 시퀀스를 혼용하는 과정에서 PK 충돌이 발생하였다. 이를 통해 하나의 키 컬럼에는 단일 채번 전략을 적용하고, 기존 데이터가 있는 환경에서는 시퀀스 값을 현재 최대 키보다 크게 유지해야 함을 확인하였다. 최종적으로 시퀀스는 동시성 안전성과 키 충돌 방지를 위해 채택하였고, 실제 수행시간 개선은 참조키 선적재와 반복 전체정렬 제거에서 발생하였다.</w:t>
-      </w:r>
-    </w:p>
-    <w:p>
-      <w:pPr>
-        <w:pStyle w:val="2"/>
-      </w:pPr>
-      <w:r>
         <w:t>Appendix C. 성능 비교 프로시저 및 검증 SQL</w:t>
       </w:r>
     </w:p>
@@ -3242,7 +3719,7 @@
     </w:p>
     <w:p>
       <w:r>
-        <w:t>정밀 수행시간은 SET TIMING, 실행 이력은 BATCH_RUN_LOG를 사용하며, 비교 건수는 1,000건이다. BATCH_RUN_LOG.ELAPSED_SEC는 TIMESTAMP를 DATE로 변환하여 소수초가 손실되므로 최종 수치는 SET TIMING 값을 사용한다.</w:t>
+        <w:t>정밀 수행시간은 SET TIMING, 실행 이력은 BATCH_RUN_LOG를 사용하며, 비교 건수는 1,000건이다. BATCH_RUN_LOG.ELAPSED_SEC는 TIMESTAMP를 DATE로 변환하여 소수초가 손실되므로 최종 수치는 SET TIMING 값을 사용한다. 비교 대상은 RUN_ID 1·21·3·4·41이며, ORDER_ID_SEQ는 CACHE_SIZE=1000이다.</w:t>
       </w:r>
     </w:p>
     <w:p>
@@ -3255,7 +3732,7 @@
     </w:p>
     <w:p>
       <w:r>
-        <w:t>MAX(ORDER_ID)+1 채번과 반복 ORDER BY DBMS_RANDOM.VALUE 전체정렬을 사용하는 기준 버전 (별첨).</w:t>
+        <w:t>MAX(ORDER_ID)+1 채번과 반복 ORDER BY DBMS_RANDOM.VALUE 전체정렬을 사용하는 기준 버전. 현재 DB에서 추출한 실제 컴파일 소스(gen_orders_naive.sql, 2.4K)를 사용한다 (별첨).</w:t>
       </w:r>
     </w:p>
     <w:p>
@@ -3268,7 +3745,7 @@
     </w:p>
     <w:p>
       <w:r>
-        <w:t>채번만 ORDER_ID_SEQ.NEXTVAL로 변경하고 랜덤 전체정렬은 유지한 부분개선 버전, RUN_TYPE=PARTIAL_SEQ_ONLY (별첨).</w:t>
+        <w:t>채번만 ORDER_ID_SEQ.NEXTVAL로 변경하고 랜덤 전체정렬은 유지한 부분개선 버전, RUN_TYPE=PARTIAL_SEQ_ONLY. 현재 DB에서 추출한 실제 컴파일 소스(gen_orders_partial.sql, 2.4K)를 사용한다 (별첨).</w:t>
       </w:r>
     </w:p>
     <w:p>
@@ -3276,12 +3753,12 @@
         <w:pStyle w:val="3"/>
       </w:pPr>
       <w:r>
-        <w:t>C-4. 구현 비교 및 성능 검증 SQL</w:t>
-      </w:r>
-    </w:p>
-    <w:p>
-      <w:r>
-        <w:t>USER_SOURCE 구현 차이, RUN_ID 1·21·3 비교, 정밀 개선율 계산, RUN_ID 4 성능, RUN_ID 41 생성 건수·구성 규칙, ORA-00001 로그 조회, 실제 프로시저 소스 추출 (별첨).</w:t>
+        <w:t>C-4. GEN_ORDERS_OPTIMIZED</w:t>
+      </w:r>
+    </w:p>
+    <w:p>
+      <w:r>
+        <w:t>최종 개선 프로시저인 GEN_ORDERS_OPTIMIZED의 전체 코드는 Part 4 Appendix B-2에 수록하였다. 본 Appendix에서는 성능 비교를 위해 NAIVE와 PARTIAL_SEQ_ONLY 프로시저만 수록하였다. (불완전 추출 파일 part5_procedure_source.sql은 사용하지 않는다.)</w:t>
       </w:r>
     </w:p>
     <w:p>
@@ -3289,7 +3766,20 @@
         <w:pStyle w:val="3"/>
       </w:pPr>
       <w:r>
-        <w:t>C-5. 결과 요약</w:t>
+        <w:t>C-5. 검증 SQL</w:t>
+      </w:r>
+    </w:p>
+    <w:p>
+      <w:r>
+        <w:t>USER_SOURCE 구현 차이, RUN_ID 1·21·3 실행 이력, 정밀 개선율 계산, RUN_ID 4 성능, RUN_ID 41 생성 건수·주문 구성 규칙, RUN_ID 2 ORA-00001 로그, 시퀀스 설정(CACHE_SIZE) 조회 (별첨).</w:t>
+      </w:r>
+    </w:p>
+    <w:p>
+      <w:pPr>
+        <w:pStyle w:val="3"/>
+      </w:pPr>
+      <w:r>
+        <w:t>C-6. 결과 요약</w:t>
       </w:r>
     </w:p>
     <w:tbl>
